--- a/examples/example_diary_edition.docx
+++ b/examples/example_diary_edition.docx
@@ -1179,13 +1179,13 @@
         <w:rPr>
           <w:b/>
         </w:rPr>
-        <w:t>Deep Learning for Edge Devices (40-hour course)</w:t>
+        <w:t>Deep Learning for Edge Devices</w:t>
       </w:r>
       <w:r>
         <w:tab/>
       </w:r>
       <w:r>
-        <w:t>2022</w:t>
+        <w:t>Mar 2022</w:t>
       </w:r>
     </w:p>
     <w:p>
@@ -1197,6 +1197,48 @@
           <w:i/>
         </w:rPr>
         <w:t>Example Academy of Applied Computing</w:t>
+      </w:r>
+    </w:p>
+    <w:p>
+      <w:pPr>
+        <w:pStyle w:val="RISMeta"/>
+      </w:pPr>
+      <w:r>
+        <w:rPr>
+          <w:b/>
+        </w:rPr>
+        <w:t xml:space="preserve">Duration: </w:t>
+      </w:r>
+      <w:r>
+        <w:t>40 hours</w:t>
+      </w:r>
+    </w:p>
+    <w:p>
+      <w:pPr>
+        <w:pStyle w:val="RISMeta"/>
+      </w:pPr>
+      <w:r>
+        <w:rPr>
+          <w:b/>
+        </w:rPr>
+        <w:t xml:space="preserve">Credential: </w:t>
+      </w:r>
+      <w:r>
+        <w:t>EAAC-DL-0042</w:t>
+      </w:r>
+    </w:p>
+    <w:p>
+      <w:pPr>
+        <w:pStyle w:val="RISMeta"/>
+      </w:pPr>
+      <w:r>
+        <w:rPr>
+          <w:b/>
+        </w:rPr>
+        <w:t xml:space="preserve">Valid until: </w:t>
+      </w:r>
+      <w:r>
+        <w:t>Mar 2029</w:t>
       </w:r>
     </w:p>
     <w:p>
@@ -1311,21 +1353,6 @@
       </w:r>
       <w:r>
         <w:t>NVIDIA Jetson deployment</w:t>
-      </w:r>
-    </w:p>
-    <w:p>
-      <w:pPr>
-        <w:pStyle w:val="RISBody"/>
-        <w:spacing w:after="21"/>
-      </w:pPr>
-      <w:r>
-        <w:rPr>
-          <w:b/>
-        </w:rPr>
-        <w:t xml:space="preserve">AI / machine learning: </w:t>
-      </w:r>
-      <w:r>
-        <w:t>Deep learning, PyTorch</w:t>
       </w:r>
     </w:p>
     <w:p>

--- a/examples/example_diary_edition.docx
+++ b/examples/example_diary_edition.docx
@@ -138,7 +138,7 @@
         <w:pStyle w:val="RISBody"/>
       </w:pPr>
       <w:r>
-        <w:t>Avionics (MIL-STD-1553 / ARINC 429, Avionics integration) · Scientific instrumentation (Environmental qualification testing, Sensor calibration, Radiosonde and upper-air systems) · Embedded systems (Embedded C, ESP32 / STM32 microcontrollers) · Computer vision (Image super-resolution, Object detection) · Drones &amp; UAV systems (UAV payload integration) · Edge AI (NVIDIA Jetson deployment) · AI / machine learning (Deep learning, PyTorch) · Procurement &amp; administration (Technical procurement (GeM, GFR)) · IoT (MQTT and Node-RED, InfluxDB and Grafana) · Model optimisation (TensorRT and ONNX, Pruning and knowledge distillation) · Software &amp; tools (Python, Docker and Linux) · Technical leadership (Team leadership)</w:t>
+        <w:t>Avionics (MIL-STD-1553 / ARINC 429, Avionics integration) · Scientific instrumentation (Environmental qualification testing, Sensor calibration, Radiosonde and upper-air systems) · Embedded systems (Embedded C, ESP32 / STM32 microcontrollers) · Edge AI (NVIDIA Jetson deployment) · Drones &amp; UAV systems (UAV payload integration) · AI / machine learning (PyTorch, Deep learning) · IoT (MQTT and Node-RED, InfluxDB and Grafana) · Computer vision (Image super-resolution, Object detection) · GPU computing (CUDA / GPU computing) · Model optimisation (TensorRT and ONNX, Pruning and knowledge distillation) · Software &amp; tools (Python, Docker and Linux) · Technical leadership (Team leadership)</w:t>
       </w:r>
     </w:p>
     <w:p>
@@ -1319,10 +1319,10 @@
         <w:rPr>
           <w:b/>
         </w:rPr>
-        <w:t xml:space="preserve">Computer vision: </w:t>
+        <w:t xml:space="preserve">Edge AI: </w:t>
       </w:r>
       <w:r>
-        <w:t>Image super-resolution, Object detection</w:t>
+        <w:t>NVIDIA Jetson deployment</w:t>
       </w:r>
     </w:p>
     <w:p>
@@ -1349,10 +1349,10 @@
         <w:rPr>
           <w:b/>
         </w:rPr>
-        <w:t xml:space="preserve">Edge AI: </w:t>
+        <w:t xml:space="preserve">AI / machine learning: </w:t>
       </w:r>
       <w:r>
-        <w:t>NVIDIA Jetson deployment</w:t>
+        <w:t>PyTorch, Deep learning</w:t>
       </w:r>
     </w:p>
     <w:p>
